--- a/tillsyn/S 5222-2022 tillsynsbegäran.docx
+++ b/tillsyn/S 5222-2022 tillsynsbegäran.docx
@@ -838,7 +838,7 @@
     <w:r>
       <w:tab/>
       <w:tab/>
-      <w:t>2026-09-14</w:t>
+      <w:t>2026-09-15</w:t>
       <w:br/>
       <w:br/>
     </w:r>

--- a/tillsyn/S 5222-2022 tillsynsbegäran.docx
+++ b/tillsyn/S 5222-2022 tillsynsbegäran.docx
@@ -838,7 +838,7 @@
     <w:r>
       <w:tab/>
       <w:tab/>
-      <w:t>2026-09-15</w:t>
+      <w:t>2026-09-16</w:t>
       <w:br/>
       <w:br/>
     </w:r>

--- a/tillsyn/S 5222-2022 tillsynsbegäran.docx
+++ b/tillsyn/S 5222-2022 tillsynsbegäran.docx
@@ -838,7 +838,7 @@
     <w:r>
       <w:tab/>
       <w:tab/>
-      <w:t>2026-09-16</w:t>
+      <w:t>2026-09-17</w:t>
       <w:br/>
       <w:br/>
     </w:r>

--- a/tillsyn/S 5222-2022 tillsynsbegäran.docx
+++ b/tillsyn/S 5222-2022 tillsynsbegäran.docx
@@ -838,7 +838,7 @@
     <w:r>
       <w:tab/>
       <w:tab/>
-      <w:t>2026-09-17</w:t>
+      <w:t>2026-09-18</w:t>
       <w:br/>
       <w:br/>
     </w:r>

--- a/tillsyn/S 5222-2022 tillsynsbegäran.docx
+++ b/tillsyn/S 5222-2022 tillsynsbegäran.docx
@@ -838,7 +838,7 @@
     <w:r>
       <w:tab/>
       <w:tab/>
-      <w:t>2026-09-18</w:t>
+      <w:t>2026-09-19</w:t>
       <w:br/>
       <w:br/>
     </w:r>

--- a/tillsyn/S 5222-2022 tillsynsbegäran.docx
+++ b/tillsyn/S 5222-2022 tillsynsbegäran.docx
@@ -838,7 +838,7 @@
     <w:r>
       <w:tab/>
       <w:tab/>
-      <w:t>2026-09-19</w:t>
+      <w:t>2026-09-21</w:t>
       <w:br/>
       <w:br/>
     </w:r>

--- a/tillsyn/S 5222-2022 tillsynsbegäran.docx
+++ b/tillsyn/S 5222-2022 tillsynsbegäran.docx
@@ -838,7 +838,7 @@
     <w:r>
       <w:tab/>
       <w:tab/>
-      <w:t>2026-09-21</w:t>
+      <w:t>2026-09-23</w:t>
       <w:br/>
       <w:br/>
     </w:r>

--- a/tillsyn/S 5222-2022 tillsynsbegäran.docx
+++ b/tillsyn/S 5222-2022 tillsynsbegäran.docx
@@ -838,7 +838,7 @@
     <w:r>
       <w:tab/>
       <w:tab/>
-      <w:t>2026-09-23</w:t>
+      <w:t>2026-09-24</w:t>
       <w:br/>
       <w:br/>
     </w:r>

--- a/tillsyn/S 5222-2022 tillsynsbegäran.docx
+++ b/tillsyn/S 5222-2022 tillsynsbegäran.docx
@@ -838,7 +838,7 @@
     <w:r>
       <w:tab/>
       <w:tab/>
-      <w:t>2026-09-24</w:t>
+      <w:t>2026-09-25</w:t>
       <w:br/>
       <w:br/>
     </w:r>

--- a/tillsyn/S 5222-2022 tillsynsbegäran.docx
+++ b/tillsyn/S 5222-2022 tillsynsbegäran.docx
@@ -838,7 +838,7 @@
     <w:r>
       <w:tab/>
       <w:tab/>
-      <w:t>2026-09-25</w:t>
+      <w:t>2026-09-26</w:t>
       <w:br/>
       <w:br/>
     </w:r>

--- a/tillsyn/S 5222-2022 tillsynsbegäran.docx
+++ b/tillsyn/S 5222-2022 tillsynsbegäran.docx
@@ -838,7 +838,7 @@
     <w:r>
       <w:tab/>
       <w:tab/>
-      <w:t>2026-09-26</w:t>
+      <w:t>2026-09-27</w:t>
       <w:br/>
       <w:br/>
     </w:r>

--- a/tillsyn/S 5222-2022 tillsynsbegäran.docx
+++ b/tillsyn/S 5222-2022 tillsynsbegäran.docx
@@ -838,7 +838,7 @@
     <w:r>
       <w:tab/>
       <w:tab/>
-      <w:t>2026-09-27</w:t>
+      <w:t>2026-09-28</w:t>
       <w:br/>
       <w:br/>
     </w:r>

--- a/tillsyn/S 5222-2022 tillsynsbegäran.docx
+++ b/tillsyn/S 5222-2022 tillsynsbegäran.docx
@@ -838,7 +838,7 @@
     <w:r>
       <w:tab/>
       <w:tab/>
-      <w:t>2026-09-28</w:t>
+      <w:t>2026-09-29</w:t>
       <w:br/>
       <w:br/>
     </w:r>

--- a/tillsyn/S 5222-2022 tillsynsbegäran.docx
+++ b/tillsyn/S 5222-2022 tillsynsbegäran.docx
@@ -22,7 +22,7 @@
       <w:r>
         <w:drawing>
           <wp:inline xmlns:a="http://schemas.openxmlformats.org/drawingml/2006/main" xmlns:pic="http://schemas.openxmlformats.org/drawingml/2006/picture">
-            <wp:extent cx="4173996" cy="5724000"/>
+            <wp:extent cx="4183831" cy="5724000"/>
             <wp:docPr id="1" name="Picture 1"/>
             <wp:cNvGraphicFramePr>
               <a:graphicFrameLocks noChangeAspect="1"/>
@@ -43,7 +43,7 @@
                   <pic:spPr>
                     <a:xfrm>
                       <a:off x="0" y="0"/>
-                      <a:ext cx="4173996" cy="5724000"/>
+                      <a:ext cx="4183831" cy="5724000"/>
                     </a:xfrm>
                     <a:prstGeom prst="rect"/>
                   </pic:spPr>
@@ -60,12 +60,12 @@
         <w:spacing w:after="240"/>
       </w:pPr>
       <w:r>
-        <w:t>Figur 1. Fyndplatser för naturvårdsarter i och inom 7 meter från samrådsanmälan. Markörer utan svart kant är placerade på fyndplatsen. Markörer med svart kant är placerade vid sidan av fyndplatsen och har ett svart streck som visar fyndplatsens exakta position. Kartans mittpunktskoordinat är N 6671652, E 521226 i SWEREF 99 TM.</w:t>
+        <w:t>Figur 1. Fyndplatser för naturvårdsarter i och inom 8 meter från samrådsanmälan. Markörer utan svart kant är placerade på fyndplatsen. Markörer med svart kant är placerade vid sidan av fyndplatsen och har ett svart streck som visar fyndplatsens exakta position. Kartans mittpunktskoordinat är N 6671652, E 521226 i SWEREF 99 TM.</w:t>
       </w:r>
     </w:p>
     <w:p>
       <w:r>
-        <w:t>I och inom 7 meter från samrådsanmälan finns fynd av 8 naturvårdsarter, varav 3 är rödlistade, 5 är fridlysta, 5 är typiska (T) och 1 är signalart (S): entita (NT, T, §4), gropticka (NT, T), motaggsvamp (NT, T), gullgröppa (S), tjäder (T, §4), tofsmes (T, §4), smålom (§4) och fläcknycklar (§8). Se Figur 1.</w:t>
+        <w:t>I och inom 8 meter från samrådsanmälan finns fynd av 12 naturvårdsarter, varav 3 är rödlistade, 8 är fridlysta, 7 är typiska (T) och 3 är signalarter (S): entita (NT, T, §4), gropticka (NT, T), motaggsvamp (NT, T), björksplintborre (S), gullgröppa (S), plattlummer (S, T, §9), mattlummer (T, §9), tjäder (T, §4), tofsmes (T, §4), smålom (§4), fläcknycklar (§8) och revlummer (§9). Se Figur 1.</w:t>
       </w:r>
     </w:p>
     <w:p>
@@ -169,6 +169,66 @@
         <w:rPr>
           <w:b/>
         </w:rPr>
+        <w:t xml:space="preserve">Björksplintborre </w:t>
+      </w:r>
+      <w:r>
+        <w:t>är en skalbagge vars larvutveckling sker i bark på nyligen döda björkar, både stående träd och vindfällen. En prydlig rad med runda ventilationshål i barken ovanför modergången är synnerligen karaktäristiskt. Arten är knuten till lövrika blandskogar med en hög andel gamla träd, och starkt gynnad av naturliga störningar som torka, översvämningar, brand och stormfällningar. Talrika gnagspår kan tyda på biotoper med höga naturvärden, exempelvis för ovanliga hackspettar och andra, mer sällsynta vedinsekter. Larverna är omtyckt hackspettsföda (SLU Artdatabanken, 2025).</w:t>
+      </w:r>
+    </w:p>
+    <w:p>
+      <w:r>
+        <w:rPr>
+          <w:b/>
+        </w:rPr>
+        <w:t>Plattlummer (§9)</w:t>
+      </w:r>
+      <w:r>
+        <w:t xml:space="preserve"> växer främst i ljusöppna sandtallskogar eller annan gles, torr och brandpräglad hedbarrskog. Den är mest frekvent i olika typer av naturskogar och kontinuitetsskogar och missgynnas markant av slutavverkning och maskinell markberedning. Söder ut i landet förekommer de närstående arterna cypresslummer (EN, §8) och mellanlummer (NT, §9), vilka båda omfattas av EU:s art- och habitatdirektiv. Plattlummer är typisk art för </w:t>
+      </w:r>
+      <w:r>
+        <w:rPr>
+          <w:i/>
+        </w:rPr>
+        <w:t xml:space="preserve">9010 Taiga </w:t>
+      </w:r>
+      <w:r>
+        <w:t>och</w:t>
+      </w:r>
+      <w:r>
+        <w:rPr>
+          <w:i/>
+        </w:rPr>
+        <w:t xml:space="preserve"> 2320 Rissandhedar </w:t>
+      </w:r>
+      <w:r>
+        <w:t>(Nitare &amp; Skogsstyrelsen, 2019; SLU Artdatabanken, 2026).</w:t>
+      </w:r>
+    </w:p>
+    <w:p>
+      <w:r>
+        <w:rPr>
+          <w:b/>
+        </w:rPr>
+        <w:t>Mattlummer (§9)</w:t>
+      </w:r>
+      <w:r>
+        <w:t xml:space="preserve"> är typisk art för </w:t>
+      </w:r>
+      <w:r>
+        <w:rPr>
+          <w:i/>
+        </w:rPr>
+        <w:t xml:space="preserve">9010 Taiga </w:t>
+      </w:r>
+      <w:r>
+        <w:t>(SLU Artdatabanken, 2025).</w:t>
+      </w:r>
+    </w:p>
+    <w:p>
+      <w:r>
+        <w:rPr>
+          <w:b/>
+        </w:rPr>
         <w:t>Tjäder (§4)</w:t>
       </w:r>
       <w:r>
@@ -250,7 +310,7 @@
     </w:p>
     <w:p>
       <w:r>
-        <w:t>Följande typiska arter har sina livsmiljöer och växtplatser i den samrådsanmälda skogen: entita (NT, T, §4), gropticka (NT, T), motaggsvamp (NT, T), tjäder (T, §4) och tofsmes (T, §4).</w:t>
+        <w:t>Följande typiska arter har sina livsmiljöer och växtplatser i den samrådsanmälda skogen: entita (NT, T, §4), gropticka (NT, T), motaggsvamp (NT, T), plattlummer (S, T, §9), mattlummer (T, §9), tjäder (T, §4) och tofsmes (T, §4).</w:t>
       </w:r>
     </w:p>
     <w:p>
@@ -838,7 +898,7 @@
     <w:r>
       <w:tab/>
       <w:tab/>
-      <w:t>2026-09-29</w:t>
+      <w:t>2026-09-30</w:t>
       <w:br/>
       <w:br/>
     </w:r>

--- a/tillsyn/S 5222-2022 tillsynsbegäran.docx
+++ b/tillsyn/S 5222-2022 tillsynsbegäran.docx
@@ -898,7 +898,7 @@
     <w:r>
       <w:tab/>
       <w:tab/>
-      <w:t>2026-09-30</w:t>
+      <w:t>2026-10-01</w:t>
       <w:br/>
       <w:br/>
     </w:r>

--- a/tillsyn/S 5222-2022 tillsynsbegäran.docx
+++ b/tillsyn/S 5222-2022 tillsynsbegäran.docx
@@ -898,7 +898,7 @@
     <w:r>
       <w:tab/>
       <w:tab/>
-      <w:t>2026-10-01</w:t>
+      <w:t>2026-10-02</w:t>
       <w:br/>
       <w:br/>
     </w:r>

--- a/tillsyn/S 5222-2022 tillsynsbegäran.docx
+++ b/tillsyn/S 5222-2022 tillsynsbegäran.docx
@@ -898,7 +898,7 @@
     <w:r>
       <w:tab/>
       <w:tab/>
-      <w:t>2026-10-02</w:t>
+      <w:t>2026-10-03</w:t>
       <w:br/>
       <w:br/>
     </w:r>

--- a/tillsyn/S 5222-2022 tillsynsbegäran.docx
+++ b/tillsyn/S 5222-2022 tillsynsbegäran.docx
@@ -898,7 +898,7 @@
     <w:r>
       <w:tab/>
       <w:tab/>
-      <w:t>2026-10-03</w:t>
+      <w:t>2026-10-04</w:t>
       <w:br/>
       <w:br/>
     </w:r>

--- a/tillsyn/S 5222-2022 tillsynsbegäran.docx
+++ b/tillsyn/S 5222-2022 tillsynsbegäran.docx
@@ -898,7 +898,7 @@
     <w:r>
       <w:tab/>
       <w:tab/>
-      <w:t>2026-10-04</w:t>
+      <w:t>2026-10-05</w:t>
       <w:br/>
       <w:br/>
     </w:r>

--- a/tillsyn/S 5222-2022 tillsynsbegäran.docx
+++ b/tillsyn/S 5222-2022 tillsynsbegäran.docx
@@ -898,7 +898,7 @@
     <w:r>
       <w:tab/>
       <w:tab/>
-      <w:t>2026-10-05</w:t>
+      <w:t>2026-10-06</w:t>
       <w:br/>
       <w:br/>
     </w:r>

--- a/tillsyn/S 5222-2022 tillsynsbegäran.docx
+++ b/tillsyn/S 5222-2022 tillsynsbegäran.docx
@@ -898,7 +898,7 @@
     <w:r>
       <w:tab/>
       <w:tab/>
-      <w:t>2026-10-06</w:t>
+      <w:t>2026-10-07</w:t>
       <w:br/>
       <w:br/>
     </w:r>

--- a/tillsyn/S 5222-2022 tillsynsbegäran.docx
+++ b/tillsyn/S 5222-2022 tillsynsbegäran.docx
@@ -898,7 +898,7 @@
     <w:r>
       <w:tab/>
       <w:tab/>
-      <w:t>2026-10-07</w:t>
+      <w:t>2026-10-08</w:t>
       <w:br/>
       <w:br/>
     </w:r>

--- a/tillsyn/S 5222-2022 tillsynsbegäran.docx
+++ b/tillsyn/S 5222-2022 tillsynsbegäran.docx
@@ -898,7 +898,7 @@
     <w:r>
       <w:tab/>
       <w:tab/>
-      <w:t>2026-10-08</w:t>
+      <w:t>2026-10-09</w:t>
       <w:br/>
       <w:br/>
     </w:r>

--- a/tillsyn/S 5222-2022 tillsynsbegäran.docx
+++ b/tillsyn/S 5222-2022 tillsynsbegäran.docx
@@ -898,7 +898,7 @@
     <w:r>
       <w:tab/>
       <w:tab/>
-      <w:t>2026-10-09</w:t>
+      <w:t>2026-10-10</w:t>
       <w:br/>
       <w:br/>
     </w:r>

--- a/tillsyn/S 5222-2022 tillsynsbegäran.docx
+++ b/tillsyn/S 5222-2022 tillsynsbegäran.docx
@@ -898,7 +898,7 @@
     <w:r>
       <w:tab/>
       <w:tab/>
-      <w:t>2026-10-10</w:t>
+      <w:t>2026-10-11</w:t>
       <w:br/>
       <w:br/>
     </w:r>

--- a/tillsyn/S 5222-2022 tillsynsbegäran.docx
+++ b/tillsyn/S 5222-2022 tillsynsbegäran.docx
@@ -898,7 +898,7 @@
     <w:r>
       <w:tab/>
       <w:tab/>
-      <w:t>2026-10-11</w:t>
+      <w:t>2026-10-12</w:t>
       <w:br/>
       <w:br/>
     </w:r>

--- a/tillsyn/S 5222-2022 tillsynsbegäran.docx
+++ b/tillsyn/S 5222-2022 tillsynsbegäran.docx
@@ -898,7 +898,7 @@
     <w:r>
       <w:tab/>
       <w:tab/>
-      <w:t>2026-10-12</w:t>
+      <w:t>2026-10-13</w:t>
       <w:br/>
       <w:br/>
     </w:r>

--- a/tillsyn/S 5222-2022 tillsynsbegäran.docx
+++ b/tillsyn/S 5222-2022 tillsynsbegäran.docx
@@ -898,7 +898,7 @@
     <w:r>
       <w:tab/>
       <w:tab/>
-      <w:t>2026-10-13</w:t>
+      <w:t>2026-10-14</w:t>
       <w:br/>
       <w:br/>
     </w:r>

--- a/tillsyn/S 5222-2022 tillsynsbegäran.docx
+++ b/tillsyn/S 5222-2022 tillsynsbegäran.docx
@@ -898,7 +898,7 @@
     <w:r>
       <w:tab/>
       <w:tab/>
-      <w:t>2026-10-14</w:t>
+      <w:t>2026-10-15</w:t>
       <w:br/>
       <w:br/>
     </w:r>

--- a/tillsyn/S 5222-2022 tillsynsbegäran.docx
+++ b/tillsyn/S 5222-2022 tillsynsbegäran.docx
@@ -898,7 +898,7 @@
     <w:r>
       <w:tab/>
       <w:tab/>
-      <w:t>2026-10-15</w:t>
+      <w:t>2026-10-16</w:t>
       <w:br/>
       <w:br/>
     </w:r>

--- a/tillsyn/S 5222-2022 tillsynsbegäran.docx
+++ b/tillsyn/S 5222-2022 tillsynsbegäran.docx
@@ -898,7 +898,7 @@
     <w:r>
       <w:tab/>
       <w:tab/>
-      <w:t>2026-10-16</w:t>
+      <w:t>2026-10-17</w:t>
       <w:br/>
       <w:br/>
     </w:r>

--- a/tillsyn/S 5222-2022 tillsynsbegäran.docx
+++ b/tillsyn/S 5222-2022 tillsynsbegäran.docx
@@ -898,7 +898,7 @@
     <w:r>
       <w:tab/>
       <w:tab/>
-      <w:t>2026-10-17</w:t>
+      <w:t>2026-10-18</w:t>
       <w:br/>
       <w:br/>
     </w:r>

--- a/tillsyn/S 5222-2022 tillsynsbegäran.docx
+++ b/tillsyn/S 5222-2022 tillsynsbegäran.docx
@@ -898,7 +898,7 @@
     <w:r>
       <w:tab/>
       <w:tab/>
-      <w:t>2026-10-18</w:t>
+      <w:t>2026-10-19</w:t>
       <w:br/>
       <w:br/>
     </w:r>

--- a/tillsyn/S 5222-2022 tillsynsbegäran.docx
+++ b/tillsyn/S 5222-2022 tillsynsbegäran.docx
@@ -898,7 +898,7 @@
     <w:r>
       <w:tab/>
       <w:tab/>
-      <w:t>2026-10-19</w:t>
+      <w:t>2026-10-20</w:t>
       <w:br/>
       <w:br/>
     </w:r>

--- a/tillsyn/S 5222-2022 tillsynsbegäran.docx
+++ b/tillsyn/S 5222-2022 tillsynsbegäran.docx
@@ -898,7 +898,7 @@
     <w:r>
       <w:tab/>
       <w:tab/>
-      <w:t>2026-10-20</w:t>
+      <w:t>2026-10-21</w:t>
       <w:br/>
       <w:br/>
     </w:r>

--- a/tillsyn/S 5222-2022 tillsynsbegäran.docx
+++ b/tillsyn/S 5222-2022 tillsynsbegäran.docx
@@ -898,7 +898,7 @@
     <w:r>
       <w:tab/>
       <w:tab/>
-      <w:t>2026-10-21</w:t>
+      <w:t>2026-10-22</w:t>
       <w:br/>
       <w:br/>
     </w:r>

--- a/tillsyn/S 5222-2022 tillsynsbegäran.docx
+++ b/tillsyn/S 5222-2022 tillsynsbegäran.docx
@@ -898,7 +898,7 @@
     <w:r>
       <w:tab/>
       <w:tab/>
-      <w:t>2026-10-22</w:t>
+      <w:t>2026-10-23</w:t>
       <w:br/>
       <w:br/>
     </w:r>

--- a/tillsyn/S 5222-2022 tillsynsbegäran.docx
+++ b/tillsyn/S 5222-2022 tillsynsbegäran.docx
@@ -898,7 +898,7 @@
     <w:r>
       <w:tab/>
       <w:tab/>
-      <w:t>2026-10-23</w:t>
+      <w:t>2026-10-24</w:t>
       <w:br/>
       <w:br/>
     </w:r>

--- a/tillsyn/S 5222-2022 tillsynsbegäran.docx
+++ b/tillsyn/S 5222-2022 tillsynsbegäran.docx
@@ -898,7 +898,7 @@
     <w:r>
       <w:tab/>
       <w:tab/>
-      <w:t>2026-10-24</w:t>
+      <w:t>2026-10-25</w:t>
       <w:br/>
       <w:br/>
     </w:r>

--- a/tillsyn/S 5222-2022 tillsynsbegäran.docx
+++ b/tillsyn/S 5222-2022 tillsynsbegäran.docx
@@ -898,7 +898,7 @@
     <w:r>
       <w:tab/>
       <w:tab/>
-      <w:t>2026-10-25</w:t>
+      <w:t>2026-10-26</w:t>
       <w:br/>
       <w:br/>
     </w:r>

--- a/tillsyn/S 5222-2022 tillsynsbegäran.docx
+++ b/tillsyn/S 5222-2022 tillsynsbegäran.docx
@@ -898,7 +898,7 @@
     <w:r>
       <w:tab/>
       <w:tab/>
-      <w:t>2026-10-26</w:t>
+      <w:t>2026-10-27</w:t>
       <w:br/>
       <w:br/>
     </w:r>

--- a/tillsyn/S 5222-2022 tillsynsbegäran.docx
+++ b/tillsyn/S 5222-2022 tillsynsbegäran.docx
@@ -898,7 +898,7 @@
     <w:r>
       <w:tab/>
       <w:tab/>
-      <w:t>2026-10-27</w:t>
+      <w:t>2026-10-28</w:t>
       <w:br/>
       <w:br/>
     </w:r>

--- a/tillsyn/S 5222-2022 tillsynsbegäran.docx
+++ b/tillsyn/S 5222-2022 tillsynsbegäran.docx
@@ -898,7 +898,7 @@
     <w:r>
       <w:tab/>
       <w:tab/>
-      <w:t>2026-10-28</w:t>
+      <w:t>2026-10-29</w:t>
       <w:br/>
       <w:br/>
     </w:r>

--- a/tillsyn/S 5222-2022 tillsynsbegäran.docx
+++ b/tillsyn/S 5222-2022 tillsynsbegäran.docx
@@ -898,7 +898,7 @@
     <w:r>
       <w:tab/>
       <w:tab/>
-      <w:t>2026-10-29</w:t>
+      <w:t>2026-10-31</w:t>
       <w:br/>
       <w:br/>
     </w:r>
